--- a/rus/docx/019.content.docx
+++ b/rus/docx/019.content.docx
@@ -150,26 +150,6 @@
           <w:lang w:val="ru_RU" w:bidi="ru_RU"/>
         </w:rPr>
         <w:t>A</w:t>
-      </w:r>
-      <w:r>
-        <w:rPr>
-          <w:lang w:val="ru_RU" w:bidi="ru_RU"/>
-        </w:rPr>
-      </w:r>
-    </w:p>
-    <w:p>
-      <w:pPr/>
-      <w:r>
-        <w:rPr>
-          <w:lang w:val="ru_RU" w:bidi="ru_RU"/>
-        </w:rPr>
-      </w:r>
-      <w:r>
-        <w:rPr>
-          <w:i/>
-          <w:lang w:val="ru_RU" w:bidi="ru_RU"/>
-        </w:rPr>
-        <w:t>Alexandria</w:t>
       </w:r>
       <w:r>
         <w:rPr>

--- a/rus/docx/019.content.docx
+++ b/rus/docx/019.content.docx
@@ -19,7 +19,7 @@
         <w:rPr>
           <w:lang w:val="ru_RU" w:bidi="ru_RU"/>
         </w:rPr>
-        <w:t>Resource: Библейский словарь (Тиндейл)</w:t>
+        <w:t>Resource: Tyndale Open Bible Dictionary</w:t>
       </w:r>
       <w:r>
         <w:rPr>
@@ -112,7 +112,7 @@
         <w:rPr>
           <w:lang w:val="ru_RU" w:bidi="ru_RU"/>
         </w:rPr>
-        <w:t>Библейский словарь (Тиндейл)</w:t>
+        <w:t>Tyndale Open Bible Dictionary</w:t>
       </w:r>
     </w:p>
     <w:p>

--- a/rus/docx/019.content.docx
+++ b/rus/docx/019.content.docx
@@ -19,7 +19,7 @@
         <w:rPr>
           <w:lang w:val="ru_RU" w:bidi="ru_RU"/>
         </w:rPr>
-        <w:t>Resource: Tyndale Open Bible Dictionary</w:t>
+        <w:t>Resource: Aquifer Open Bible Dictionary</w:t>
       </w:r>
       <w:r>
         <w:rPr>
@@ -112,7 +112,7 @@
         <w:rPr>
           <w:lang w:val="ru_RU" w:bidi="ru_RU"/>
         </w:rPr>
-        <w:t>Tyndale Open Bible Dictionary</w:t>
+        <w:t>Aquifer Open Bible Dictionary</w:t>
       </w:r>
     </w:p>
     <w:p>

--- a/rus/docx/019.content.docx
+++ b/rus/docx/019.content.docx
@@ -423,18 +423,12 @@
         </w:rPr>
         <w:t>Стефан, первый христианский мученик, спорил с «александрийцами» в Иерусалиме о том, что Иисус является Христом (</w:t>
       </w:r>
-      <w:hyperlink r:id="rId13">
-        <w:r>
-          <w:rPr>
-            <w:lang w:val="ru_RU" w:bidi="ru_RU"/>
-          </w:rPr>
-          <w:rPr>
-            <w:color w:val="0000EE"/>
-            <w:u w:val="single"/>
-          </w:rPr>
-          <w:t>Деян.</w:t>
-        </w:r>
-      </w:hyperlink>
+      <w:r>
+        <w:rPr>
+          <w:lang w:val="ru_RU" w:bidi="ru_RU"/>
+        </w:rPr>
+        <w:t>Деян.</w:t>
+      </w:r>
       <w:r>
         <w:rPr>
           <w:lang w:val="ru_RU" w:bidi="ru_RU"/>
@@ -471,18 +465,12 @@
         </w:rPr>
         <w:t>уроженцем Александрии (</w:t>
       </w:r>
-      <w:hyperlink r:id="rId14">
-        <w:r>
-          <w:rPr>
-            <w:lang w:val="ru_RU" w:bidi="ru_RU"/>
-          </w:rPr>
-          <w:rPr>
-            <w:color w:val="0000EE"/>
-            <w:u w:val="single"/>
-          </w:rPr>
-          <w:t>Деян.18:24</w:t>
-        </w:r>
-      </w:hyperlink>
+      <w:r>
+        <w:rPr>
+          <w:lang w:val="ru_RU" w:bidi="ru_RU"/>
+        </w:rPr>
+        <w:t>Деян.18:24</w:t>
+      </w:r>
       <w:r>
         <w:rPr>
           <w:lang w:val="ru_RU" w:bidi="ru_RU"/>
@@ -507,36 +495,30 @@
         </w:rPr>
         <w:t>Апостол Павел совершил морское путешествие в Рим на двух александрийских кораблях (</w:t>
       </w:r>
-      <w:hyperlink r:id="rId15">
-        <w:r>
-          <w:rPr>
-            <w:lang w:val="ru_RU" w:bidi="ru_RU"/>
-          </w:rPr>
-          <w:rPr>
-            <w:color w:val="0000EE"/>
-            <w:u w:val="single"/>
-          </w:rPr>
-          <w:t>Деян.</w:t>
-        </w:r>
-      </w:hyperlink>
-      <w:r>
-        <w:rPr>
-          <w:lang w:val="ru_RU" w:bidi="ru_RU"/>
-        </w:rPr>
-        <w:t xml:space="preserve">27:6; </w:t>
-      </w:r>
-      <w:hyperlink r:id="rId16">
-        <w:r>
-          <w:rPr>
-            <w:lang w:val="ru_RU" w:bidi="ru_RU"/>
-          </w:rPr>
-          <w:rPr>
-            <w:color w:val="0000EE"/>
-            <w:u w:val="single"/>
-          </w:rPr>
-          <w:t>28:11</w:t>
-        </w:r>
-      </w:hyperlink>
+      <w:r>
+        <w:rPr>
+          <w:lang w:val="ru_RU" w:bidi="ru_RU"/>
+        </w:rPr>
+        <w:t>Деян.</w:t>
+      </w:r>
+      <w:r>
+        <w:rPr>
+          <w:lang w:val="ru_RU" w:bidi="ru_RU"/>
+        </w:rPr>
+        <w:t>27:6</w:t>
+      </w:r>
+      <w:r>
+        <w:rPr>
+          <w:lang w:val="ru_RU" w:bidi="ru_RU"/>
+        </w:rPr>
+        <w:t xml:space="preserve">; </w:t>
+      </w:r>
+      <w:r>
+        <w:rPr>
+          <w:lang w:val="ru_RU" w:bidi="ru_RU"/>
+        </w:rPr>
+        <w:t>28:11</w:t>
+      </w:r>
       <w:r>
         <w:rPr>
           <w:lang w:val="ru_RU" w:bidi="ru_RU"/>
